--- a/lab_suite/labs/00_02_Favorites/submissions/answers.docx
+++ b/lab_suite/labs/00_02_Favorites/submissions/answers.docx
@@ -9,7 +9,7 @@
     </w:p>
     <w:p>
       <w:r>
-        <w:t>bluetooth</w:t>
+        <w:t>RFID</w:t>
       </w:r>
     </w:p>
     <w:p>
@@ -17,7 +17,27 @@
         <w:t>Füge eine kurze Web-Recherche über dein bevorzugtes Thema hier ein:</w:t>
       </w:r>
     </w:p>
-    <w:p/>
+    <w:p>
+      <w:r>
+        <w:t xml:space="preserve">RFID (Radio </w:t>
+      </w:r>
+      <w:proofErr w:type="spellStart"/>
+      <w:r>
+        <w:t>Frequency</w:t>
+      </w:r>
+      <w:proofErr w:type="spellEnd"/>
+      <w:r>
+        <w:t xml:space="preserve"> </w:t>
+      </w:r>
+      <w:proofErr w:type="spellStart"/>
+      <w:r>
+        <w:t>Identification</w:t>
+      </w:r>
+      <w:proofErr w:type="spellEnd"/>
+      <w:r>
+        <w:t>) ist eine Technologie zur kontaktlosen Identifikation von Objekten über Funkwellen. Ein RFID-System besteht aus einem RFID-Tag (Chip mit Antenne) und einem Lesegerät (Reader). Der Reader sendet ein Funksignal, wodurch der Tag aktiviert wird und seine gespeicherten Daten zurücksendet.</w:t>
+      </w:r>
+    </w:p>
     <w:sectPr>
       <w:pgSz w:w="11906" w:h="16838"/>
       <w:pgMar w:top="1417" w:right="1417" w:bottom="1134" w:left="1417" w:header="708" w:footer="708" w:gutter="0"/>
@@ -631,7 +651,6 @@
   <w:style w:type="character" w:default="1" w:styleId="Absatz-Standardschriftart">
     <w:name w:val="Default Paragraph Font"/>
     <w:uiPriority w:val="1"/>
-    <w:semiHidden/>
     <w:unhideWhenUsed/>
   </w:style>
   <w:style w:type="table" w:default="1" w:styleId="NormaleTabelle">
